--- a/templates/CBB_a5_giay_hen_tra_ket_qua.docx
+++ b/templates/CBB_a5_giay_hen_tra_ket_qua.docx
@@ -398,15 +398,20 @@
     <w:p>
       <w:pPr>
         <w:spacing w:after="0"/>
-        <w:rPr>
-          <w:sz w:val="18"/>
-          <w:szCs w:val="18"/>
+        <w:jc w:val="center"/>
+        <w:rPr>
+          <w:b/>
+          <w:bCs/>
+          <w:sz w:val="20"/>
+          <w:szCs w:val="20"/>
         </w:rPr>
       </w:pPr>
       <w:r>
         <w:rPr>
-          <w:sz w:val="18"/>
-          <w:szCs w:val="18"/>
+          <w:b/>
+          <w:bCs/>
+          <w:sz w:val="20"/>
+          <w:szCs w:val="20"/>
         </w:rPr>
         <w:t>GIẤY TIẾP NHẬN HỒ SƠ VÀ HẸN TRẢ KẾT QUẢ</w:t>
       </w:r>
@@ -435,121 +440,102 @@
           <w:szCs w:val="18"/>
         </w:rPr>
       </w:pPr>
+      <w:r>
+        <w:rPr>
+          <w:sz w:val="18"/>
+          <w:szCs w:val="18"/>
+        </w:rPr>
+        <w:t>{{</w:t>
+      </w:r>
+      <w:proofErr w:type="spellStart"/>
+      <w:r>
+        <w:rPr>
+          <w:sz w:val="18"/>
+          <w:szCs w:val="18"/>
+        </w:rPr>
+        <w:t>tenRutGonDonViHTX</w:t>
+      </w:r>
+      <w:proofErr w:type="spellEnd"/>
+      <w:r>
+        <w:rPr>
+          <w:sz w:val="18"/>
+          <w:szCs w:val="18"/>
+        </w:rPr>
+        <w:t>}}</w:t>
+      </w:r>
+      <w:r>
+        <w:rPr>
+          <w:sz w:val="18"/>
+          <w:szCs w:val="18"/>
+        </w:rPr>
+        <w:t xml:space="preserve"> đã </w:t>
+      </w:r>
+      <w:proofErr w:type="spellStart"/>
+      <w:r>
+        <w:rPr>
+          <w:sz w:val="18"/>
+          <w:szCs w:val="18"/>
+        </w:rPr>
+        <w:t>tiếp</w:t>
+      </w:r>
+      <w:proofErr w:type="spellEnd"/>
+      <w:r>
+        <w:rPr>
+          <w:sz w:val="18"/>
+          <w:szCs w:val="18"/>
+        </w:rPr>
+        <w:t xml:space="preserve"> </w:t>
+      </w:r>
+      <w:proofErr w:type="spellStart"/>
+      <w:r>
+        <w:rPr>
+          <w:sz w:val="18"/>
+          <w:szCs w:val="18"/>
+        </w:rPr>
+        <w:t>nhận</w:t>
+      </w:r>
+      <w:proofErr w:type="spellEnd"/>
+      <w:r>
+        <w:rPr>
+          <w:sz w:val="18"/>
+          <w:szCs w:val="18"/>
+        </w:rPr>
+        <w:t xml:space="preserve"> </w:t>
+      </w:r>
+      <w:proofErr w:type="spellStart"/>
+      <w:r>
+        <w:rPr>
+          <w:sz w:val="18"/>
+          <w:szCs w:val="18"/>
+        </w:rPr>
+        <w:t>hồ</w:t>
+      </w:r>
+      <w:proofErr w:type="spellEnd"/>
+      <w:r>
+        <w:rPr>
+          <w:sz w:val="18"/>
+          <w:szCs w:val="18"/>
+        </w:rPr>
+        <w:t xml:space="preserve"> </w:t>
+      </w:r>
+      <w:proofErr w:type="spellStart"/>
       <w:proofErr w:type="gramStart"/>
       <w:r>
         <w:rPr>
           <w:sz w:val="18"/>
           <w:szCs w:val="18"/>
         </w:rPr>
-        <w:t>{{</w:t>
-      </w:r>
-      <w:r>
-        <w:t xml:space="preserve"> </w:t>
-      </w:r>
-      <w:proofErr w:type="spellStart"/>
-      <w:r>
-        <w:rPr>
-          <w:sz w:val="18"/>
-          <w:szCs w:val="18"/>
-        </w:rPr>
-        <w:t>tenRutGonDonViHTX</w:t>
-      </w:r>
-      <w:proofErr w:type="spellEnd"/>
+        <w:t>sơ</w:t>
+      </w:r>
+      <w:proofErr w:type="spellEnd"/>
+      <w:r>
+        <w:rPr>
+          <w:sz w:val="18"/>
+          <w:szCs w:val="18"/>
+        </w:rPr>
+        <w:t xml:space="preserve"> :</w:t>
+      </w:r>
       <w:proofErr w:type="gramEnd"/>
-      <w:r>
-        <w:rPr>
-          <w:sz w:val="18"/>
-          <w:szCs w:val="18"/>
-        </w:rPr>
-        <w:t>}}</w:t>
-      </w:r>
-      <w:r>
-        <w:rPr>
-          <w:sz w:val="18"/>
-          <w:szCs w:val="18"/>
-        </w:rPr>
-        <w:t xml:space="preserve"> </w:t>
-      </w:r>
-      <w:proofErr w:type="spellStart"/>
-      <w:r>
-        <w:rPr>
-          <w:sz w:val="18"/>
-          <w:szCs w:val="18"/>
-        </w:rPr>
-        <w:t>đã</w:t>
-      </w:r>
-      <w:proofErr w:type="spellEnd"/>
-      <w:r>
-        <w:rPr>
-          <w:sz w:val="18"/>
-          <w:szCs w:val="18"/>
-        </w:rPr>
-        <w:t xml:space="preserve"> </w:t>
-      </w:r>
-      <w:proofErr w:type="spellStart"/>
-      <w:r>
-        <w:rPr>
-          <w:sz w:val="18"/>
-          <w:szCs w:val="18"/>
-        </w:rPr>
-        <w:t>tiếp</w:t>
-      </w:r>
-      <w:proofErr w:type="spellEnd"/>
-      <w:r>
-        <w:rPr>
-          <w:sz w:val="18"/>
-          <w:szCs w:val="18"/>
-        </w:rPr>
-        <w:t xml:space="preserve"> </w:t>
-      </w:r>
-      <w:proofErr w:type="spellStart"/>
-      <w:r>
-        <w:rPr>
-          <w:sz w:val="18"/>
-          <w:szCs w:val="18"/>
-        </w:rPr>
-        <w:t>nhận</w:t>
-      </w:r>
-      <w:proofErr w:type="spellEnd"/>
-      <w:r>
-        <w:rPr>
-          <w:sz w:val="18"/>
-          <w:szCs w:val="18"/>
-        </w:rPr>
-        <w:t xml:space="preserve"> </w:t>
-      </w:r>
-      <w:proofErr w:type="spellStart"/>
-      <w:r>
-        <w:rPr>
-          <w:sz w:val="18"/>
-          <w:szCs w:val="18"/>
-        </w:rPr>
-        <w:t>hồ</w:t>
-      </w:r>
-      <w:proofErr w:type="spellEnd"/>
-      <w:r>
-        <w:rPr>
-          <w:sz w:val="18"/>
-          <w:szCs w:val="18"/>
-        </w:rPr>
-        <w:t xml:space="preserve"> </w:t>
-      </w:r>
-      <w:proofErr w:type="spellStart"/>
-      <w:r>
-        <w:rPr>
-          <w:sz w:val="18"/>
-          <w:szCs w:val="18"/>
-        </w:rPr>
-        <w:t>sơ</w:t>
-      </w:r>
-      <w:proofErr w:type="spellEnd"/>
-      <w:r>
-        <w:rPr>
-          <w:sz w:val="18"/>
-          <w:szCs w:val="18"/>
-        </w:rPr>
-        <w:t xml:space="preserve"> :</w:t>
-      </w:r>
     </w:p>
     <w:p>
       <w:pPr>
@@ -2803,14 +2789,6 @@
           <w:szCs w:val="18"/>
         </w:rPr>
         <w:tab/>
-      </w:r>
-      <w:r>
-        <w:rPr>
-          <w:b/>
-          <w:bCs/>
-          <w:sz w:val="18"/>
-          <w:szCs w:val="18"/>
-        </w:rPr>
         <w:t>BỘ PHẬN TIẾP NHẬN HỒ SƠ</w:t>
       </w:r>
     </w:p>
